--- a/02-文档/综合实践III课程设计报告-单目标跟踪系统.docx
+++ b/02-文档/综合实践III课程设计报告-单目标跟踪系统.docx
@@ -190,7 +190,7 @@
       <w:pPr>
         <w:pStyle w:val="3"/>
       </w:pPr>
-      <w:bookmarkStart w:id="0" w:name="_Toc4515"/>
+      <w:bookmarkStart w:id="0" w:name="_Toc25529"/>
       <w:r>
         <w:rPr>
           <w:b w:val="0"/>
@@ -241,12 +241,6 @@
             <w:insideH w:val="single" w:color="auto" w:sz="4" w:space="0"/>
             <w:insideV w:val="single" w:color="auto" w:sz="4" w:space="0"/>
           </w:tblBorders>
-          <w:tblCellMar>
-            <w:top w:w="0" w:type="dxa"/>
-            <w:left w:w="108" w:type="dxa"/>
-            <w:bottom w:w="0" w:type="dxa"/>
-            <w:right w:w="108" w:type="dxa"/>
-          </w:tblCellMar>
         </w:tblPrEx>
         <w:trPr>
           <w:jc w:val="center"/>
@@ -379,12 +373,6 @@
             <w:insideH w:val="single" w:color="auto" w:sz="4" w:space="0"/>
             <w:insideV w:val="single" w:color="auto" w:sz="4" w:space="0"/>
           </w:tblBorders>
-          <w:tblCellMar>
-            <w:top w:w="0" w:type="dxa"/>
-            <w:left w:w="108" w:type="dxa"/>
-            <w:bottom w:w="0" w:type="dxa"/>
-            <w:right w:w="108" w:type="dxa"/>
-          </w:tblCellMar>
         </w:tblPrEx>
         <w:trPr>
           <w:jc w:val="center"/>
@@ -678,7 +666,7 @@
       <w:pPr>
         <w:pStyle w:val="3"/>
       </w:pPr>
-      <w:bookmarkStart w:id="1" w:name="_Toc5662"/>
+      <w:bookmarkStart w:id="1" w:name="_Toc1835"/>
       <w:r>
         <w:rPr>
           <w:b w:val="0"/>
@@ -1063,7 +1051,7 @@
         <w:fldChar w:fldCharType="begin"/>
       </w:r>
       <w:r>
-        <w:instrText xml:space="preserve"> HYPERLINK \l _Toc4515 </w:instrText>
+        <w:instrText xml:space="preserve"> HYPERLINK \l _Toc25529 </w:instrText>
       </w:r>
       <w:r>
         <w:fldChar w:fldCharType="separate"/>
@@ -1078,7 +1066,7 @@
         <w:fldChar w:fldCharType="begin"/>
       </w:r>
       <w:r>
-        <w:instrText xml:space="preserve"> PAGEREF _Toc4515 \h </w:instrText>
+        <w:instrText xml:space="preserve"> PAGEREF _Toc25529 \h </w:instrText>
       </w:r>
       <w:r>
         <w:fldChar w:fldCharType="separate"/>
@@ -1104,7 +1092,7 @@
         <w:fldChar w:fldCharType="begin"/>
       </w:r>
       <w:r>
-        <w:instrText xml:space="preserve"> HYPERLINK \l _Toc5662 </w:instrText>
+        <w:instrText xml:space="preserve"> HYPERLINK \l _Toc1835 </w:instrText>
       </w:r>
       <w:r>
         <w:fldChar w:fldCharType="separate"/>
@@ -1119,7 +1107,7 @@
         <w:fldChar w:fldCharType="begin"/>
       </w:r>
       <w:r>
-        <w:instrText xml:space="preserve"> PAGEREF _Toc5662 \h </w:instrText>
+        <w:instrText xml:space="preserve"> PAGEREF _Toc1835 \h </w:instrText>
       </w:r>
       <w:r>
         <w:fldChar w:fldCharType="separate"/>
@@ -1145,7 +1133,7 @@
         <w:fldChar w:fldCharType="begin"/>
       </w:r>
       <w:r>
-        <w:instrText xml:space="preserve"> HYPERLINK \l _Toc7636 </w:instrText>
+        <w:instrText xml:space="preserve"> HYPERLINK \l _Toc16321 </w:instrText>
       </w:r>
       <w:r>
         <w:fldChar w:fldCharType="separate"/>
@@ -1160,7 +1148,7 @@
         <w:fldChar w:fldCharType="begin"/>
       </w:r>
       <w:r>
-        <w:instrText xml:space="preserve"> PAGEREF _Toc7636 \h </w:instrText>
+        <w:instrText xml:space="preserve"> PAGEREF _Toc16321 \h </w:instrText>
       </w:r>
       <w:r>
         <w:fldChar w:fldCharType="separate"/>
@@ -1186,7 +1174,7 @@
         <w:fldChar w:fldCharType="begin"/>
       </w:r>
       <w:r>
-        <w:instrText xml:space="preserve"> HYPERLINK \l _Toc10352 </w:instrText>
+        <w:instrText xml:space="preserve"> HYPERLINK \l _Toc25196 </w:instrText>
       </w:r>
       <w:r>
         <w:fldChar w:fldCharType="separate"/>
@@ -1201,7 +1189,7 @@
         <w:fldChar w:fldCharType="begin"/>
       </w:r>
       <w:r>
-        <w:instrText xml:space="preserve"> PAGEREF _Toc10352 \h </w:instrText>
+        <w:instrText xml:space="preserve"> PAGEREF _Toc25196 \h </w:instrText>
       </w:r>
       <w:r>
         <w:fldChar w:fldCharType="separate"/>
@@ -1227,7 +1215,7 @@
         <w:fldChar w:fldCharType="begin"/>
       </w:r>
       <w:r>
-        <w:instrText xml:space="preserve"> HYPERLINK \l _Toc16341 </w:instrText>
+        <w:instrText xml:space="preserve"> HYPERLINK \l _Toc13715 </w:instrText>
       </w:r>
       <w:r>
         <w:fldChar w:fldCharType="separate"/>
@@ -1242,7 +1230,7 @@
         <w:fldChar w:fldCharType="begin"/>
       </w:r>
       <w:r>
-        <w:instrText xml:space="preserve"> PAGEREF _Toc16341 \h </w:instrText>
+        <w:instrText xml:space="preserve"> PAGEREF _Toc13715 \h </w:instrText>
       </w:r>
       <w:r>
         <w:fldChar w:fldCharType="separate"/>
@@ -1268,7 +1256,7 @@
         <w:fldChar w:fldCharType="begin"/>
       </w:r>
       <w:r>
-        <w:instrText xml:space="preserve"> HYPERLINK \l _Toc16039 </w:instrText>
+        <w:instrText xml:space="preserve"> HYPERLINK \l _Toc26966 </w:instrText>
       </w:r>
       <w:r>
         <w:fldChar w:fldCharType="separate"/>
@@ -1283,7 +1271,7 @@
         <w:fldChar w:fldCharType="begin"/>
       </w:r>
       <w:r>
-        <w:instrText xml:space="preserve"> PAGEREF _Toc16039 \h </w:instrText>
+        <w:instrText xml:space="preserve"> PAGEREF _Toc26966 \h </w:instrText>
       </w:r>
       <w:r>
         <w:fldChar w:fldCharType="separate"/>
@@ -1309,7 +1297,7 @@
         <w:fldChar w:fldCharType="begin"/>
       </w:r>
       <w:r>
-        <w:instrText xml:space="preserve"> HYPERLINK \l _Toc29475 </w:instrText>
+        <w:instrText xml:space="preserve"> HYPERLINK \l _Toc27221 </w:instrText>
       </w:r>
       <w:r>
         <w:fldChar w:fldCharType="separate"/>
@@ -1324,7 +1312,7 @@
         <w:fldChar w:fldCharType="begin"/>
       </w:r>
       <w:r>
-        <w:instrText xml:space="preserve"> PAGEREF _Toc29475 \h </w:instrText>
+        <w:instrText xml:space="preserve"> PAGEREF _Toc27221 \h </w:instrText>
       </w:r>
       <w:r>
         <w:fldChar w:fldCharType="separate"/>
@@ -1350,7 +1338,7 @@
         <w:fldChar w:fldCharType="begin"/>
       </w:r>
       <w:r>
-        <w:instrText xml:space="preserve"> HYPERLINK \l _Toc776 </w:instrText>
+        <w:instrText xml:space="preserve"> HYPERLINK \l _Toc26291 </w:instrText>
       </w:r>
       <w:r>
         <w:fldChar w:fldCharType="separate"/>
@@ -1365,7 +1353,7 @@
         <w:fldChar w:fldCharType="begin"/>
       </w:r>
       <w:r>
-        <w:instrText xml:space="preserve"> PAGEREF _Toc776 \h </w:instrText>
+        <w:instrText xml:space="preserve"> PAGEREF _Toc26291 \h </w:instrText>
       </w:r>
       <w:r>
         <w:fldChar w:fldCharType="separate"/>
@@ -1391,7 +1379,7 @@
         <w:fldChar w:fldCharType="begin"/>
       </w:r>
       <w:r>
-        <w:instrText xml:space="preserve"> HYPERLINK \l _Toc19133 </w:instrText>
+        <w:instrText xml:space="preserve"> HYPERLINK \l _Toc14073 </w:instrText>
       </w:r>
       <w:r>
         <w:fldChar w:fldCharType="separate"/>
@@ -1406,7 +1394,7 @@
         <w:fldChar w:fldCharType="begin"/>
       </w:r>
       <w:r>
-        <w:instrText xml:space="preserve"> PAGEREF _Toc19133 \h </w:instrText>
+        <w:instrText xml:space="preserve"> PAGEREF _Toc14073 \h </w:instrText>
       </w:r>
       <w:r>
         <w:fldChar w:fldCharType="separate"/>
@@ -1432,7 +1420,7 @@
         <w:fldChar w:fldCharType="begin"/>
       </w:r>
       <w:r>
-        <w:instrText xml:space="preserve"> HYPERLINK \l _Toc20257 </w:instrText>
+        <w:instrText xml:space="preserve"> HYPERLINK \l _Toc27571 </w:instrText>
       </w:r>
       <w:r>
         <w:fldChar w:fldCharType="separate"/>
@@ -1447,7 +1435,7 @@
         <w:fldChar w:fldCharType="begin"/>
       </w:r>
       <w:r>
-        <w:instrText xml:space="preserve"> PAGEREF _Toc20257 \h </w:instrText>
+        <w:instrText xml:space="preserve"> PAGEREF _Toc27571 \h </w:instrText>
       </w:r>
       <w:r>
         <w:fldChar w:fldCharType="separate"/>
@@ -1473,7 +1461,7 @@
         <w:fldChar w:fldCharType="begin"/>
       </w:r>
       <w:r>
-        <w:instrText xml:space="preserve"> HYPERLINK \l _Toc10847 </w:instrText>
+        <w:instrText xml:space="preserve"> HYPERLINK \l _Toc15315 </w:instrText>
       </w:r>
       <w:r>
         <w:fldChar w:fldCharType="separate"/>
@@ -1488,7 +1476,7 @@
         <w:fldChar w:fldCharType="begin"/>
       </w:r>
       <w:r>
-        <w:instrText xml:space="preserve"> PAGEREF _Toc10847 \h </w:instrText>
+        <w:instrText xml:space="preserve"> PAGEREF _Toc15315 \h </w:instrText>
       </w:r>
       <w:r>
         <w:fldChar w:fldCharType="separate"/>
@@ -1514,7 +1502,7 @@
         <w:fldChar w:fldCharType="begin"/>
       </w:r>
       <w:r>
-        <w:instrText xml:space="preserve"> HYPERLINK \l _Toc11927 </w:instrText>
+        <w:instrText xml:space="preserve"> HYPERLINK \l _Toc9142 </w:instrText>
       </w:r>
       <w:r>
         <w:fldChar w:fldCharType="separate"/>
@@ -1529,7 +1517,7 @@
         <w:fldChar w:fldCharType="begin"/>
       </w:r>
       <w:r>
-        <w:instrText xml:space="preserve"> PAGEREF _Toc11927 \h </w:instrText>
+        <w:instrText xml:space="preserve"> PAGEREF _Toc9142 \h </w:instrText>
       </w:r>
       <w:r>
         <w:fldChar w:fldCharType="separate"/>
@@ -1555,7 +1543,7 @@
         <w:fldChar w:fldCharType="begin"/>
       </w:r>
       <w:r>
-        <w:instrText xml:space="preserve"> HYPERLINK \l _Toc12936 </w:instrText>
+        <w:instrText xml:space="preserve"> HYPERLINK \l _Toc14774 </w:instrText>
       </w:r>
       <w:r>
         <w:fldChar w:fldCharType="separate"/>
@@ -1570,7 +1558,7 @@
         <w:fldChar w:fldCharType="begin"/>
       </w:r>
       <w:r>
-        <w:instrText xml:space="preserve"> PAGEREF _Toc12936 \h </w:instrText>
+        <w:instrText xml:space="preserve"> PAGEREF _Toc14774 \h </w:instrText>
       </w:r>
       <w:r>
         <w:fldChar w:fldCharType="separate"/>
@@ -1596,7 +1584,7 @@
         <w:fldChar w:fldCharType="begin"/>
       </w:r>
       <w:r>
-        <w:instrText xml:space="preserve"> HYPERLINK \l _Toc15767 </w:instrText>
+        <w:instrText xml:space="preserve"> HYPERLINK \l _Toc19312 </w:instrText>
       </w:r>
       <w:r>
         <w:fldChar w:fldCharType="separate"/>
@@ -1611,7 +1599,7 @@
         <w:fldChar w:fldCharType="begin"/>
       </w:r>
       <w:r>
-        <w:instrText xml:space="preserve"> PAGEREF _Toc15767 \h </w:instrText>
+        <w:instrText xml:space="preserve"> PAGEREF _Toc19312 \h </w:instrText>
       </w:r>
       <w:r>
         <w:fldChar w:fldCharType="separate"/>
@@ -1637,7 +1625,7 @@
         <w:fldChar w:fldCharType="begin"/>
       </w:r>
       <w:r>
-        <w:instrText xml:space="preserve"> HYPERLINK \l _Toc15799 </w:instrText>
+        <w:instrText xml:space="preserve"> HYPERLINK \l _Toc9476 </w:instrText>
       </w:r>
       <w:r>
         <w:fldChar w:fldCharType="separate"/>
@@ -1652,7 +1640,7 @@
         <w:fldChar w:fldCharType="begin"/>
       </w:r>
       <w:r>
-        <w:instrText xml:space="preserve"> PAGEREF _Toc15799 \h </w:instrText>
+        <w:instrText xml:space="preserve"> PAGEREF _Toc9476 \h </w:instrText>
       </w:r>
       <w:r>
         <w:fldChar w:fldCharType="separate"/>
@@ -1678,7 +1666,7 @@
         <w:fldChar w:fldCharType="begin"/>
       </w:r>
       <w:r>
-        <w:instrText xml:space="preserve"> HYPERLINK \l _Toc26527 </w:instrText>
+        <w:instrText xml:space="preserve"> HYPERLINK \l _Toc3632 </w:instrText>
       </w:r>
       <w:r>
         <w:fldChar w:fldCharType="separate"/>
@@ -1693,7 +1681,7 @@
         <w:fldChar w:fldCharType="begin"/>
       </w:r>
       <w:r>
-        <w:instrText xml:space="preserve"> PAGEREF _Toc26527 \h </w:instrText>
+        <w:instrText xml:space="preserve"> PAGEREF _Toc3632 \h </w:instrText>
       </w:r>
       <w:r>
         <w:fldChar w:fldCharType="separate"/>
@@ -1719,7 +1707,7 @@
         <w:fldChar w:fldCharType="begin"/>
       </w:r>
       <w:r>
-        <w:instrText xml:space="preserve"> HYPERLINK \l _Toc129 </w:instrText>
+        <w:instrText xml:space="preserve"> HYPERLINK \l _Toc19044 </w:instrText>
       </w:r>
       <w:r>
         <w:fldChar w:fldCharType="separate"/>
@@ -1734,7 +1722,7 @@
         <w:fldChar w:fldCharType="begin"/>
       </w:r>
       <w:r>
-        <w:instrText xml:space="preserve"> PAGEREF _Toc129 \h </w:instrText>
+        <w:instrText xml:space="preserve"> PAGEREF _Toc19044 \h </w:instrText>
       </w:r>
       <w:r>
         <w:fldChar w:fldCharType="separate"/>
@@ -1760,7 +1748,7 @@
         <w:fldChar w:fldCharType="begin"/>
       </w:r>
       <w:r>
-        <w:instrText xml:space="preserve"> HYPERLINK \l _Toc29111 </w:instrText>
+        <w:instrText xml:space="preserve"> HYPERLINK \l _Toc25165 </w:instrText>
       </w:r>
       <w:r>
         <w:fldChar w:fldCharType="separate"/>
@@ -1775,7 +1763,7 @@
         <w:fldChar w:fldCharType="begin"/>
       </w:r>
       <w:r>
-        <w:instrText xml:space="preserve"> PAGEREF _Toc29111 \h </w:instrText>
+        <w:instrText xml:space="preserve"> PAGEREF _Toc25165 \h </w:instrText>
       </w:r>
       <w:r>
         <w:fldChar w:fldCharType="separate"/>
@@ -1801,7 +1789,7 @@
         <w:fldChar w:fldCharType="begin"/>
       </w:r>
       <w:r>
-        <w:instrText xml:space="preserve"> HYPERLINK \l _Toc11123 </w:instrText>
+        <w:instrText xml:space="preserve"> HYPERLINK \l _Toc23030 </w:instrText>
       </w:r>
       <w:r>
         <w:fldChar w:fldCharType="separate"/>
@@ -1816,7 +1804,7 @@
         <w:fldChar w:fldCharType="begin"/>
       </w:r>
       <w:r>
-        <w:instrText xml:space="preserve"> PAGEREF _Toc11123 \h </w:instrText>
+        <w:instrText xml:space="preserve"> PAGEREF _Toc23030 \h </w:instrText>
       </w:r>
       <w:r>
         <w:fldChar w:fldCharType="separate"/>
@@ -1842,7 +1830,7 @@
         <w:fldChar w:fldCharType="begin"/>
       </w:r>
       <w:r>
-        <w:instrText xml:space="preserve"> HYPERLINK \l _Toc21334 </w:instrText>
+        <w:instrText xml:space="preserve"> HYPERLINK \l _Toc1539 </w:instrText>
       </w:r>
       <w:r>
         <w:fldChar w:fldCharType="separate"/>
@@ -1857,7 +1845,7 @@
         <w:fldChar w:fldCharType="begin"/>
       </w:r>
       <w:r>
-        <w:instrText xml:space="preserve"> PAGEREF _Toc21334 \h </w:instrText>
+        <w:instrText xml:space="preserve"> PAGEREF _Toc1539 \h </w:instrText>
       </w:r>
       <w:r>
         <w:fldChar w:fldCharType="separate"/>
@@ -1883,7 +1871,7 @@
         <w:fldChar w:fldCharType="begin"/>
       </w:r>
       <w:r>
-        <w:instrText xml:space="preserve"> HYPERLINK \l _Toc9432 </w:instrText>
+        <w:instrText xml:space="preserve"> HYPERLINK \l _Toc5426 </w:instrText>
       </w:r>
       <w:r>
         <w:fldChar w:fldCharType="separate"/>
@@ -1898,7 +1886,7 @@
         <w:fldChar w:fldCharType="begin"/>
       </w:r>
       <w:r>
-        <w:instrText xml:space="preserve"> PAGEREF _Toc9432 \h </w:instrText>
+        <w:instrText xml:space="preserve"> PAGEREF _Toc5426 \h </w:instrText>
       </w:r>
       <w:r>
         <w:fldChar w:fldCharType="separate"/>
@@ -1924,7 +1912,7 @@
         <w:fldChar w:fldCharType="begin"/>
       </w:r>
       <w:r>
-        <w:instrText xml:space="preserve"> HYPERLINK \l _Toc15235 </w:instrText>
+        <w:instrText xml:space="preserve"> HYPERLINK \l _Toc2127 </w:instrText>
       </w:r>
       <w:r>
         <w:fldChar w:fldCharType="separate"/>
@@ -1939,7 +1927,7 @@
         <w:fldChar w:fldCharType="begin"/>
       </w:r>
       <w:r>
-        <w:instrText xml:space="preserve"> PAGEREF _Toc15235 \h </w:instrText>
+        <w:instrText xml:space="preserve"> PAGEREF _Toc2127 \h </w:instrText>
       </w:r>
       <w:r>
         <w:fldChar w:fldCharType="separate"/>
@@ -1965,7 +1953,7 @@
         <w:fldChar w:fldCharType="begin"/>
       </w:r>
       <w:r>
-        <w:instrText xml:space="preserve"> HYPERLINK \l _Toc25051 </w:instrText>
+        <w:instrText xml:space="preserve"> HYPERLINK \l _Toc31974 </w:instrText>
       </w:r>
       <w:r>
         <w:fldChar w:fldCharType="separate"/>
@@ -1980,7 +1968,7 @@
         <w:fldChar w:fldCharType="begin"/>
       </w:r>
       <w:r>
-        <w:instrText xml:space="preserve"> PAGEREF _Toc25051 \h </w:instrText>
+        <w:instrText xml:space="preserve"> PAGEREF _Toc31974 \h </w:instrText>
       </w:r>
       <w:r>
         <w:fldChar w:fldCharType="separate"/>
@@ -2006,7 +1994,7 @@
         <w:fldChar w:fldCharType="begin"/>
       </w:r>
       <w:r>
-        <w:instrText xml:space="preserve"> HYPERLINK \l _Toc19449 </w:instrText>
+        <w:instrText xml:space="preserve"> HYPERLINK \l _Toc25991 </w:instrText>
       </w:r>
       <w:r>
         <w:fldChar w:fldCharType="separate"/>
@@ -2021,7 +2009,7 @@
         <w:fldChar w:fldCharType="begin"/>
       </w:r>
       <w:r>
-        <w:instrText xml:space="preserve"> PAGEREF _Toc19449 \h </w:instrText>
+        <w:instrText xml:space="preserve"> PAGEREF _Toc25991 \h </w:instrText>
       </w:r>
       <w:r>
         <w:fldChar w:fldCharType="separate"/>
@@ -2047,7 +2035,7 @@
         <w:fldChar w:fldCharType="begin"/>
       </w:r>
       <w:r>
-        <w:instrText xml:space="preserve"> HYPERLINK \l _Toc24994 </w:instrText>
+        <w:instrText xml:space="preserve"> HYPERLINK \l _Toc2021 </w:instrText>
       </w:r>
       <w:r>
         <w:fldChar w:fldCharType="separate"/>
@@ -2062,7 +2050,7 @@
         <w:fldChar w:fldCharType="begin"/>
       </w:r>
       <w:r>
-        <w:instrText xml:space="preserve"> PAGEREF _Toc24994 \h </w:instrText>
+        <w:instrText xml:space="preserve"> PAGEREF _Toc2021 \h </w:instrText>
       </w:r>
       <w:r>
         <w:fldChar w:fldCharType="separate"/>
@@ -2088,7 +2076,7 @@
         <w:fldChar w:fldCharType="begin"/>
       </w:r>
       <w:r>
-        <w:instrText xml:space="preserve"> HYPERLINK \l _Toc8778 </w:instrText>
+        <w:instrText xml:space="preserve"> HYPERLINK \l _Toc15801 </w:instrText>
       </w:r>
       <w:r>
         <w:fldChar w:fldCharType="separate"/>
@@ -2103,7 +2091,7 @@
         <w:fldChar w:fldCharType="begin"/>
       </w:r>
       <w:r>
-        <w:instrText xml:space="preserve"> PAGEREF _Toc8778 \h </w:instrText>
+        <w:instrText xml:space="preserve"> PAGEREF _Toc15801 \h </w:instrText>
       </w:r>
       <w:r>
         <w:fldChar w:fldCharType="separate"/>
@@ -2129,7 +2117,7 @@
         <w:fldChar w:fldCharType="begin"/>
       </w:r>
       <w:r>
-        <w:instrText xml:space="preserve"> HYPERLINK \l _Toc8788 </w:instrText>
+        <w:instrText xml:space="preserve"> HYPERLINK \l _Toc28771 </w:instrText>
       </w:r>
       <w:r>
         <w:fldChar w:fldCharType="separate"/>
@@ -2144,7 +2132,7 @@
         <w:fldChar w:fldCharType="begin"/>
       </w:r>
       <w:r>
-        <w:instrText xml:space="preserve"> PAGEREF _Toc8788 \h </w:instrText>
+        <w:instrText xml:space="preserve"> PAGEREF _Toc28771 \h </w:instrText>
       </w:r>
       <w:r>
         <w:fldChar w:fldCharType="separate"/>
@@ -2172,7 +2160,7 @@
         <w:pStyle w:val="3"/>
         <w:pageBreakBefore/>
       </w:pPr>
-      <w:bookmarkStart w:id="2" w:name="_Toc7636"/>
+      <w:bookmarkStart w:id="2" w:name="_Toc16321"/>
       <w:r>
         <w:rPr>
           <w:b w:val="0"/>
@@ -2185,7 +2173,7 @@
       <w:pPr>
         <w:pStyle w:val="4"/>
       </w:pPr>
-      <w:bookmarkStart w:id="3" w:name="_Toc10352"/>
+      <w:bookmarkStart w:id="3" w:name="_Toc25196"/>
       <w:r>
         <w:rPr>
           <w:b w:val="0"/>
@@ -2254,7 +2242,7 @@
       <w:pPr>
         <w:pStyle w:val="4"/>
       </w:pPr>
-      <w:bookmarkStart w:id="4" w:name="_Toc16341"/>
+      <w:bookmarkStart w:id="4" w:name="_Toc13715"/>
       <w:r>
         <w:rPr>
           <w:b w:val="0"/>
@@ -3847,7 +3835,7 @@
       <w:pPr>
         <w:pStyle w:val="4"/>
       </w:pPr>
-      <w:bookmarkStart w:id="5" w:name="_Toc16039"/>
+      <w:bookmarkStart w:id="5" w:name="_Toc26966"/>
       <w:r>
         <w:rPr>
           <w:b w:val="0"/>
@@ -4325,7 +4313,7 @@
         <w:pStyle w:val="3"/>
         <w:pageBreakBefore/>
       </w:pPr>
-      <w:bookmarkStart w:id="6" w:name="_Toc29475"/>
+      <w:bookmarkStart w:id="6" w:name="_Toc27221"/>
       <w:r>
         <w:rPr>
           <w:b w:val="0"/>
@@ -4338,7 +4326,7 @@
       <w:pPr>
         <w:pStyle w:val="4"/>
       </w:pPr>
-      <w:bookmarkStart w:id="7" w:name="_Toc776"/>
+      <w:bookmarkStart w:id="7" w:name="_Toc26291"/>
       <w:r>
         <w:rPr>
           <w:b w:val="0"/>
@@ -4667,7 +4655,7 @@
       <w:pPr>
         <w:pStyle w:val="4"/>
       </w:pPr>
-      <w:bookmarkStart w:id="8" w:name="_Toc19133"/>
+      <w:bookmarkStart w:id="8" w:name="_Toc14073"/>
       <w:r>
         <w:rPr>
           <w:b w:val="0"/>
@@ -5466,7 +5454,7 @@
       <w:pPr>
         <w:pStyle w:val="4"/>
       </w:pPr>
-      <w:bookmarkStart w:id="9" w:name="_Toc20257"/>
+      <w:bookmarkStart w:id="9" w:name="_Toc27571"/>
       <w:r>
         <w:rPr>
           <w:b w:val="0"/>
@@ -6044,7 +6032,7 @@
       <w:pPr>
         <w:pStyle w:val="4"/>
       </w:pPr>
-      <w:bookmarkStart w:id="10" w:name="_Toc10847"/>
+      <w:bookmarkStart w:id="10" w:name="_Toc15315"/>
       <w:r>
         <w:rPr>
           <w:b w:val="0"/>
@@ -6311,14 +6299,6 @@
       </w:tr>
       <w:tr>
         <w:tblPrEx>
-          <w:tblBorders>
-            <w:top w:val="single" w:color="auto" w:sz="4" w:space="0"/>
-            <w:left w:val="single" w:color="auto" w:sz="4" w:space="0"/>
-            <w:bottom w:val="single" w:color="auto" w:sz="4" w:space="0"/>
-            <w:right w:val="single" w:color="auto" w:sz="4" w:space="0"/>
-            <w:insideH w:val="single" w:color="auto" w:sz="4" w:space="0"/>
-            <w:insideV w:val="single" w:color="auto" w:sz="4" w:space="0"/>
-          </w:tblBorders>
           <w:tblCellMar>
             <w:top w:w="0" w:type="dxa"/>
             <w:left w:w="108" w:type="dxa"/>
@@ -6591,7 +6571,7 @@
         <w:pStyle w:val="3"/>
         <w:pageBreakBefore/>
       </w:pPr>
-      <w:bookmarkStart w:id="11" w:name="_Toc11927"/>
+      <w:bookmarkStart w:id="11" w:name="_Toc9142"/>
       <w:r>
         <w:rPr>
           <w:b w:val="0"/>
@@ -6604,7 +6584,7 @@
       <w:pPr>
         <w:pStyle w:val="4"/>
       </w:pPr>
-      <w:bookmarkStart w:id="12" w:name="_Toc12936"/>
+      <w:bookmarkStart w:id="12" w:name="_Toc14774"/>
       <w:r>
         <w:rPr>
           <w:b w:val="0"/>
@@ -7313,7 +7293,7 @@
       <w:pPr>
         <w:pStyle w:val="4"/>
       </w:pPr>
-      <w:bookmarkStart w:id="13" w:name="_Toc15767"/>
+      <w:bookmarkStart w:id="13" w:name="_Toc19312"/>
       <w:r>
         <w:rPr>
           <w:b w:val="0"/>
@@ -7566,12 +7546,6 @@
             <w:insideH w:val="single" w:color="auto" w:sz="4" w:space="0"/>
             <w:insideV w:val="single" w:color="auto" w:sz="4" w:space="0"/>
           </w:tblBorders>
-          <w:tblCellMar>
-            <w:top w:w="0" w:type="dxa"/>
-            <w:left w:w="108" w:type="dxa"/>
-            <w:bottom w:w="0" w:type="dxa"/>
-            <w:right w:w="108" w:type="dxa"/>
-          </w:tblCellMar>
         </w:tblPrEx>
         <w:trPr>
           <w:jc w:val="center"/>
@@ -7782,12 +7756,6 @@
             <w:insideH w:val="single" w:color="auto" w:sz="4" w:space="0"/>
             <w:insideV w:val="single" w:color="auto" w:sz="4" w:space="0"/>
           </w:tblBorders>
-          <w:tblCellMar>
-            <w:top w:w="0" w:type="dxa"/>
-            <w:left w:w="108" w:type="dxa"/>
-            <w:bottom w:w="0" w:type="dxa"/>
-            <w:right w:w="108" w:type="dxa"/>
-          </w:tblCellMar>
         </w:tblPrEx>
         <w:trPr>
           <w:jc w:val="center"/>
@@ -8115,7 +8083,7 @@
         <w:ind w:firstLine="480"/>
       </w:pPr>
       <w:r>
-        <w:t>数据库物理结构设计选用 MySQL 8.0，数据库名 zongshe3_track，字符集 utf8mb4。各数据表结构如表3-3、表3-4所示（表中 PK 为主键、FK 为外键、Not null 为非空）。</w:t>
+        <w:t>数据库物理结构设计采用 MySQL 语法规范设计，库名 zongshe3_track，字符集 utf8mb4。为便于跨电脑演示与测试，系统默认以内嵌 H2 数据库运行（H2 以 MySQL 兼容模式启动，免安装、零外部依赖，数据库文件自动生成于运行目录），同时保留 MySQL 配置（--spring.profiles.active=mysql 可切换，需先执行 sql/init.sql）。各数据表结构如表3-3、表3-4所示（表中 PK 为主键、FK 为外键、Not null 为非空）。</w:t>
       </w:r>
     </w:p>
     <w:p>
@@ -8567,12 +8535,6 @@
             <w:insideH w:val="single" w:color="auto" w:sz="4" w:space="0"/>
             <w:insideV w:val="single" w:color="auto" w:sz="4" w:space="0"/>
           </w:tblBorders>
-          <w:tblCellMar>
-            <w:top w:w="0" w:type="dxa"/>
-            <w:left w:w="108" w:type="dxa"/>
-            <w:bottom w:w="0" w:type="dxa"/>
-            <w:right w:w="108" w:type="dxa"/>
-          </w:tblCellMar>
         </w:tblPrEx>
         <w:trPr>
           <w:jc w:val="center"/>
@@ -8749,14 +8711,6 @@
       </w:tr>
       <w:tr>
         <w:tblPrEx>
-          <w:tblBorders>
-            <w:top w:val="single" w:color="auto" w:sz="4" w:space="0"/>
-            <w:left w:val="single" w:color="auto" w:sz="4" w:space="0"/>
-            <w:bottom w:val="single" w:color="auto" w:sz="4" w:space="0"/>
-            <w:right w:val="single" w:color="auto" w:sz="4" w:space="0"/>
-            <w:insideH w:val="single" w:color="auto" w:sz="4" w:space="0"/>
-            <w:insideV w:val="single" w:color="auto" w:sz="4" w:space="0"/>
-          </w:tblBorders>
           <w:tblCellMar>
             <w:top w:w="0" w:type="dxa"/>
             <w:left w:w="108" w:type="dxa"/>
@@ -9963,12 +9917,6 @@
             <w:insideH w:val="single" w:color="auto" w:sz="4" w:space="0"/>
             <w:insideV w:val="single" w:color="auto" w:sz="4" w:space="0"/>
           </w:tblBorders>
-          <w:tblCellMar>
-            <w:top w:w="0" w:type="dxa"/>
-            <w:left w:w="108" w:type="dxa"/>
-            <w:bottom w:w="0" w:type="dxa"/>
-            <w:right w:w="108" w:type="dxa"/>
-          </w:tblCellMar>
         </w:tblPrEx>
         <w:trPr>
           <w:jc w:val="center"/>
@@ -11069,14 +11017,6 @@
       </w:tr>
       <w:tr>
         <w:tblPrEx>
-          <w:tblBorders>
-            <w:top w:val="single" w:color="auto" w:sz="4" w:space="0"/>
-            <w:left w:val="single" w:color="auto" w:sz="4" w:space="0"/>
-            <w:bottom w:val="single" w:color="auto" w:sz="4" w:space="0"/>
-            <w:right w:val="single" w:color="auto" w:sz="4" w:space="0"/>
-            <w:insideH w:val="single" w:color="auto" w:sz="4" w:space="0"/>
-            <w:insideV w:val="single" w:color="auto" w:sz="4" w:space="0"/>
-          </w:tblBorders>
           <w:tblCellMar>
             <w:top w:w="0" w:type="dxa"/>
             <w:left w:w="108" w:type="dxa"/>
@@ -11675,7 +11615,7 @@
       <w:pPr>
         <w:pStyle w:val="4"/>
       </w:pPr>
-      <w:bookmarkStart w:id="14" w:name="_Toc15799"/>
+      <w:bookmarkStart w:id="14" w:name="_Toc9476"/>
       <w:r>
         <w:rPr>
           <w:b w:val="0"/>
@@ -13427,7 +13367,7 @@
         <w:pStyle w:val="3"/>
         <w:pageBreakBefore/>
       </w:pPr>
-      <w:bookmarkStart w:id="15" w:name="_Toc26527"/>
+      <w:bookmarkStart w:id="15" w:name="_Toc3632"/>
       <w:r>
         <w:rPr>
           <w:b w:val="0"/>
@@ -13440,7 +13380,7 @@
       <w:pPr>
         <w:pStyle w:val="4"/>
       </w:pPr>
-      <w:bookmarkStart w:id="16" w:name="_Toc129"/>
+      <w:bookmarkStart w:id="16" w:name="_Toc19044"/>
       <w:r>
         <w:rPr>
           <w:b w:val="0"/>
@@ -13694,7 +13634,7 @@
               <w:rPr>
                 <w:sz w:val="21"/>
               </w:rPr>
-              <w:t>MySQL 8.0.44（localhost:3306）</w:t>
+              <w:t>内嵌 H2（MySQL 兼容模式，默认，免安装）；亦可切换 MySQL 8.0</w:t>
             </w:r>
           </w:p>
         </w:tc>
@@ -13754,14 +13694,6 @@
       </w:tr>
       <w:tr>
         <w:tblPrEx>
-          <w:tblBorders>
-            <w:top w:val="single" w:color="auto" w:sz="4" w:space="0"/>
-            <w:left w:val="single" w:color="auto" w:sz="4" w:space="0"/>
-            <w:bottom w:val="single" w:color="auto" w:sz="4" w:space="0"/>
-            <w:right w:val="single" w:color="auto" w:sz="4" w:space="0"/>
-            <w:insideH w:val="single" w:color="auto" w:sz="4" w:space="0"/>
-            <w:insideV w:val="single" w:color="auto" w:sz="4" w:space="0"/>
-          </w:tblBorders>
           <w:tblCellMar>
             <w:top w:w="0" w:type="dxa"/>
             <w:left w:w="108" w:type="dxa"/>
@@ -13863,7 +13795,7 @@
       <w:pPr>
         <w:pStyle w:val="4"/>
       </w:pPr>
-      <w:bookmarkStart w:id="17" w:name="_Toc29111"/>
+      <w:bookmarkStart w:id="17" w:name="_Toc25165"/>
       <w:r>
         <w:rPr>
           <w:b w:val="0"/>
@@ -14540,12 +14472,6 @@
             <w:insideH w:val="single" w:color="auto" w:sz="4" w:space="0"/>
             <w:insideV w:val="single" w:color="auto" w:sz="4" w:space="0"/>
           </w:tblBorders>
-          <w:tblCellMar>
-            <w:top w:w="0" w:type="dxa"/>
-            <w:left w:w="108" w:type="dxa"/>
-            <w:bottom w:w="0" w:type="dxa"/>
-            <w:right w:w="108" w:type="dxa"/>
-          </w:tblCellMar>
         </w:tblPrEx>
         <w:trPr>
           <w:jc w:val="center"/>
@@ -15220,12 +15146,6 @@
             <w:insideH w:val="single" w:color="auto" w:sz="4" w:space="0"/>
             <w:insideV w:val="single" w:color="auto" w:sz="4" w:space="0"/>
           </w:tblBorders>
-          <w:tblCellMar>
-            <w:top w:w="0" w:type="dxa"/>
-            <w:left w:w="108" w:type="dxa"/>
-            <w:bottom w:w="0" w:type="dxa"/>
-            <w:right w:w="108" w:type="dxa"/>
-          </w:tblCellMar>
         </w:tblPrEx>
         <w:trPr>
           <w:jc w:val="center"/>
@@ -16052,7 +15972,7 @@
       <w:pPr>
         <w:pStyle w:val="4"/>
       </w:pPr>
-      <w:bookmarkStart w:id="18" w:name="_Toc11123"/>
+      <w:bookmarkStart w:id="18" w:name="_Toc23030"/>
       <w:r>
         <w:rPr>
           <w:b w:val="0"/>
@@ -16081,7 +16001,7 @@
       <w:pPr>
         <w:pStyle w:val="4"/>
       </w:pPr>
-      <w:bookmarkStart w:id="19" w:name="_Toc21334"/>
+      <w:bookmarkStart w:id="19" w:name="_Toc1539"/>
       <w:r>
         <w:rPr>
           <w:b w:val="0"/>
@@ -16103,7 +16023,7 @@
         <w:pStyle w:val="3"/>
         <w:pageBreakBefore/>
       </w:pPr>
-      <w:bookmarkStart w:id="20" w:name="_Toc9432"/>
+      <w:bookmarkStart w:id="20" w:name="_Toc5426"/>
       <w:r>
         <w:rPr>
           <w:b w:val="0"/>
@@ -16116,7 +16036,7 @@
       <w:pPr>
         <w:pStyle w:val="4"/>
       </w:pPr>
-      <w:bookmarkStart w:id="21" w:name="_Toc15235"/>
+      <w:bookmarkStart w:id="21" w:name="_Toc2127"/>
       <w:r>
         <w:rPr>
           <w:b w:val="0"/>
@@ -16161,7 +16081,7 @@
       <w:pPr>
         <w:pStyle w:val="4"/>
       </w:pPr>
-      <w:bookmarkStart w:id="22" w:name="_Toc25051"/>
+      <w:bookmarkStart w:id="22" w:name="_Toc31974"/>
       <w:r>
         <w:rPr>
           <w:b w:val="0"/>
@@ -16206,7 +16126,7 @@
       <w:pPr>
         <w:pStyle w:val="4"/>
       </w:pPr>
-      <w:bookmarkStart w:id="23" w:name="_Toc19449"/>
+      <w:bookmarkStart w:id="23" w:name="_Toc25991"/>
       <w:r>
         <w:rPr>
           <w:b w:val="0"/>
@@ -16761,7 +16681,7 @@
         <w:pStyle w:val="3"/>
         <w:pageBreakBefore/>
       </w:pPr>
-      <w:bookmarkStart w:id="24" w:name="_Toc24994"/>
+      <w:bookmarkStart w:id="24" w:name="_Toc2021"/>
       <w:r>
         <w:rPr>
           <w:b w:val="0"/>
@@ -16815,7 +16735,7 @@
         <w:pStyle w:val="3"/>
         <w:pageBreakBefore/>
       </w:pPr>
-      <w:bookmarkStart w:id="25" w:name="_Toc8778"/>
+      <w:bookmarkStart w:id="25" w:name="_Toc15801"/>
       <w:r>
         <w:rPr>
           <w:b w:val="0"/>
@@ -16869,7 +16789,7 @@
         <w:pStyle w:val="3"/>
         <w:pageBreakBefore/>
       </w:pPr>
-      <w:bookmarkStart w:id="26" w:name="_Toc8788"/>
+      <w:bookmarkStart w:id="26" w:name="_Toc28771"/>
       <w:r>
         <w:rPr>
           <w:b w:val="0"/>
@@ -17528,7 +17448,7 @@
     <w:lsdException w:uiPriority="99" w:name="footnote text"/>
     <w:lsdException w:uiPriority="99" w:name="annotation text"/>
     <w:lsdException w:uiPriority="99" w:semiHidden="0" w:name="header"/>
-    <w:lsdException w:qFormat="1" w:uiPriority="99" w:semiHidden="0" w:name="footer"/>
+    <w:lsdException w:uiPriority="99" w:semiHidden="0" w:name="footer"/>
     <w:lsdException w:uiPriority="99" w:name="index heading"/>
     <w:lsdException w:qFormat="1" w:uiPriority="35" w:name="caption"/>
     <w:lsdException w:uiPriority="99" w:name="table of figures"/>
@@ -17541,7 +17461,7 @@
     <w:lsdException w:uiPriority="99" w:name="endnote reference"/>
     <w:lsdException w:uiPriority="99" w:name="endnote text"/>
     <w:lsdException w:uiPriority="99" w:name="table of authorities"/>
-    <w:lsdException w:qFormat="1" w:uiPriority="99" w:semiHidden="0" w:name="macro"/>
+    <w:lsdException w:uiPriority="99" w:semiHidden="0" w:name="macro"/>
     <w:lsdException w:uiPriority="99" w:name="toa heading"/>
     <w:lsdException w:qFormat="1" w:uiPriority="99" w:semiHidden="0" w:name="List"/>
     <w:lsdException w:qFormat="1" w:uiPriority="99" w:semiHidden="0" w:name="List Bullet"/>
@@ -17550,21 +17470,21 @@
     <w:lsdException w:qFormat="1" w:uiPriority="99" w:semiHidden="0" w:name="List 3"/>
     <w:lsdException w:uiPriority="99" w:name="List 4"/>
     <w:lsdException w:uiPriority="99" w:name="List 5"/>
-    <w:lsdException w:qFormat="1" w:uiPriority="99" w:semiHidden="0" w:name="List Bullet 2"/>
-    <w:lsdException w:qFormat="1" w:uiPriority="99" w:semiHidden="0" w:name="List Bullet 3"/>
+    <w:lsdException w:uiPriority="99" w:semiHidden="0" w:name="List Bullet 2"/>
+    <w:lsdException w:uiPriority="99" w:semiHidden="0" w:name="List Bullet 3"/>
     <w:lsdException w:uiPriority="99" w:name="List Bullet 4"/>
     <w:lsdException w:uiPriority="99" w:name="List Bullet 5"/>
-    <w:lsdException w:qFormat="1" w:uiPriority="99" w:semiHidden="0" w:name="List Number 2"/>
+    <w:lsdException w:uiPriority="99" w:semiHidden="0" w:name="List Number 2"/>
     <w:lsdException w:qFormat="1" w:uiPriority="99" w:semiHidden="0" w:name="List Number 3"/>
     <w:lsdException w:uiPriority="99" w:name="List Number 4"/>
     <w:lsdException w:uiPriority="99" w:name="List Number 5"/>
     <w:lsdException w:qFormat="1" w:unhideWhenUsed="0" w:uiPriority="10" w:semiHidden="0" w:name="Title"/>
     <w:lsdException w:uiPriority="99" w:name="Closing"/>
     <w:lsdException w:uiPriority="99" w:name="Signature"/>
-    <w:lsdException w:qFormat="1" w:uiPriority="1" w:name="Default Paragraph Font"/>
+    <w:lsdException w:uiPriority="1" w:name="Default Paragraph Font"/>
     <w:lsdException w:qFormat="1" w:uiPriority="99" w:semiHidden="0" w:name="Body Text"/>
     <w:lsdException w:uiPriority="99" w:name="Body Text Indent"/>
-    <w:lsdException w:qFormat="1" w:uiPriority="99" w:semiHidden="0" w:name="List Continue"/>
+    <w:lsdException w:uiPriority="99" w:semiHidden="0" w:name="List Continue"/>
     <w:lsdException w:qFormat="1" w:uiPriority="99" w:semiHidden="0" w:name="List Continue 2"/>
     <w:lsdException w:qFormat="1" w:uiPriority="99" w:semiHidden="0" w:name="List Continue 3"/>
     <w:lsdException w:uiPriority="99" w:name="List Continue 4"/>
@@ -17576,7 +17496,7 @@
     <w:lsdException w:uiPriority="99" w:name="Body Text First Indent"/>
     <w:lsdException w:uiPriority="99" w:name="Body Text First Indent 2"/>
     <w:lsdException w:uiPriority="99" w:name="Note Heading"/>
-    <w:lsdException w:qFormat="1" w:uiPriority="99" w:semiHidden="0" w:name="Body Text 2"/>
+    <w:lsdException w:uiPriority="99" w:semiHidden="0" w:name="Body Text 2"/>
     <w:lsdException w:qFormat="1" w:uiPriority="99" w:semiHidden="0" w:name="Body Text 3"/>
     <w:lsdException w:uiPriority="99" w:name="Body Text Indent 2"/>
     <w:lsdException w:uiPriority="99" w:name="Body Text Indent 3"/>
@@ -17599,7 +17519,7 @@
     <w:lsdException w:uiPriority="99" w:name="HTML Sample"/>
     <w:lsdException w:uiPriority="99" w:name="HTML Typewriter"/>
     <w:lsdException w:uiPriority="99" w:name="HTML Variable"/>
-    <w:lsdException w:qFormat="1" w:uiPriority="99" w:name="Normal Table"/>
+    <w:lsdException w:uiPriority="99" w:name="Normal Table"/>
     <w:lsdException w:uiPriority="99" w:name="annotation subject"/>
     <w:lsdException w:uiPriority="99" w:name="Table Simple 1"/>
     <w:lsdException w:uiPriority="99" w:name="Table Simple 2"/>
@@ -17647,74 +17567,74 @@
     <w:lsdException w:qFormat="1" w:unhideWhenUsed="0" w:uiPriority="59" w:semiHidden="0" w:name="Table Grid"/>
     <w:lsdException w:uiPriority="99" w:name="Table Theme"/>
     <w:lsdException w:qFormat="1" w:unhideWhenUsed="0" w:uiPriority="1" w:semiHidden="0" w:name="No Spacing"/>
-    <w:lsdException w:unhideWhenUsed="0" w:uiPriority="60" w:semiHidden="0" w:name="Light Shading"/>
+    <w:lsdException w:qFormat="1" w:unhideWhenUsed="0" w:uiPriority="60" w:semiHidden="0" w:name="Light Shading"/>
     <w:lsdException w:qFormat="1" w:unhideWhenUsed="0" w:uiPriority="61" w:semiHidden="0" w:name="Light List"/>
     <w:lsdException w:unhideWhenUsed="0" w:uiPriority="62" w:semiHidden="0" w:name="Light Grid"/>
     <w:lsdException w:unhideWhenUsed="0" w:uiPriority="63" w:semiHidden="0" w:name="Medium Shading 1"/>
     <w:lsdException w:qFormat="1" w:unhideWhenUsed="0" w:uiPriority="64" w:semiHidden="0" w:name="Medium Shading 2"/>
     <w:lsdException w:unhideWhenUsed="0" w:uiPriority="65" w:semiHidden="0" w:name="Medium List 1"/>
-    <w:lsdException w:qFormat="1" w:unhideWhenUsed="0" w:uiPriority="66" w:semiHidden="0" w:name="Medium List 2"/>
+    <w:lsdException w:unhideWhenUsed="0" w:uiPriority="66" w:semiHidden="0" w:name="Medium List 2"/>
     <w:lsdException w:unhideWhenUsed="0" w:uiPriority="67" w:semiHidden="0" w:name="Medium Grid 1"/>
-    <w:lsdException w:unhideWhenUsed="0" w:uiPriority="68" w:semiHidden="0" w:name="Medium Grid 2"/>
+    <w:lsdException w:qFormat="1" w:unhideWhenUsed="0" w:uiPriority="68" w:semiHidden="0" w:name="Medium Grid 2"/>
     <w:lsdException w:unhideWhenUsed="0" w:uiPriority="69" w:semiHidden="0" w:name="Medium Grid 3"/>
-    <w:lsdException w:qFormat="1" w:unhideWhenUsed="0" w:uiPriority="70" w:semiHidden="0" w:name="Dark List"/>
-    <w:lsdException w:qFormat="1" w:unhideWhenUsed="0" w:uiPriority="71" w:semiHidden="0" w:name="Colorful Shading"/>
+    <w:lsdException w:unhideWhenUsed="0" w:uiPriority="70" w:semiHidden="0" w:name="Dark List"/>
+    <w:lsdException w:unhideWhenUsed="0" w:uiPriority="71" w:semiHidden="0" w:name="Colorful Shading"/>
     <w:lsdException w:qFormat="1" w:unhideWhenUsed="0" w:uiPriority="72" w:semiHidden="0" w:name="Colorful List"/>
     <w:lsdException w:qFormat="1" w:unhideWhenUsed="0" w:uiPriority="73" w:semiHidden="0" w:name="Colorful Grid"/>
-    <w:lsdException w:unhideWhenUsed="0" w:uiPriority="60" w:semiHidden="0" w:name="Light Shading Accent 1"/>
-    <w:lsdException w:qFormat="1" w:unhideWhenUsed="0" w:uiPriority="61" w:semiHidden="0" w:name="Light List Accent 1"/>
+    <w:lsdException w:qFormat="1" w:unhideWhenUsed="0" w:uiPriority="60" w:semiHidden="0" w:name="Light Shading Accent 1"/>
+    <w:lsdException w:unhideWhenUsed="0" w:uiPriority="61" w:semiHidden="0" w:name="Light List Accent 1"/>
     <w:lsdException w:qFormat="1" w:unhideWhenUsed="0" w:uiPriority="62" w:semiHidden="0" w:name="Light Grid Accent 1"/>
     <w:lsdException w:qFormat="1" w:unhideWhenUsed="0" w:uiPriority="63" w:semiHidden="0" w:name="Medium Shading 1 Accent 1"/>
     <w:lsdException w:qFormat="1" w:unhideWhenUsed="0" w:uiPriority="64" w:semiHidden="0" w:name="Medium Shading 2 Accent 1"/>
-    <w:lsdException w:qFormat="1" w:unhideWhenUsed="0" w:uiPriority="65" w:semiHidden="0" w:name="Medium List 1 Accent 1"/>
+    <w:lsdException w:unhideWhenUsed="0" w:uiPriority="65" w:semiHidden="0" w:name="Medium List 1 Accent 1"/>
     <w:lsdException w:qFormat="1" w:unhideWhenUsed="0" w:uiPriority="34" w:semiHidden="0" w:name="List Paragraph"/>
     <w:lsdException w:qFormat="1" w:unhideWhenUsed="0" w:uiPriority="29" w:semiHidden="0" w:name="Quote"/>
     <w:lsdException w:qFormat="1" w:unhideWhenUsed="0" w:uiPriority="30" w:semiHidden="0" w:name="Intense Quote"/>
-    <w:lsdException w:qFormat="1" w:unhideWhenUsed="0" w:uiPriority="66" w:semiHidden="0" w:name="Medium List 2 Accent 1"/>
-    <w:lsdException w:qFormat="1" w:unhideWhenUsed="0" w:uiPriority="67" w:semiHidden="0" w:name="Medium Grid 1 Accent 1"/>
-    <w:lsdException w:qFormat="1" w:unhideWhenUsed="0" w:uiPriority="68" w:semiHidden="0" w:name="Medium Grid 2 Accent 1"/>
+    <w:lsdException w:unhideWhenUsed="0" w:uiPriority="66" w:semiHidden="0" w:name="Medium List 2 Accent 1"/>
+    <w:lsdException w:unhideWhenUsed="0" w:uiPriority="67" w:semiHidden="0" w:name="Medium Grid 1 Accent 1"/>
+    <w:lsdException w:unhideWhenUsed="0" w:uiPriority="68" w:semiHidden="0" w:name="Medium Grid 2 Accent 1"/>
     <w:lsdException w:qFormat="1" w:unhideWhenUsed="0" w:uiPriority="69" w:semiHidden="0" w:name="Medium Grid 3 Accent 1"/>
     <w:lsdException w:qFormat="1" w:unhideWhenUsed="0" w:uiPriority="70" w:semiHidden="0" w:name="Dark List Accent 1"/>
-    <w:lsdException w:unhideWhenUsed="0" w:uiPriority="71" w:semiHidden="0" w:name="Colorful Shading Accent 1"/>
+    <w:lsdException w:qFormat="1" w:unhideWhenUsed="0" w:uiPriority="71" w:semiHidden="0" w:name="Colorful Shading Accent 1"/>
     <w:lsdException w:qFormat="1" w:unhideWhenUsed="0" w:uiPriority="72" w:semiHidden="0" w:name="Colorful List Accent 1"/>
-    <w:lsdException w:qFormat="1" w:unhideWhenUsed="0" w:uiPriority="73" w:semiHidden="0" w:name="Colorful Grid Accent 1"/>
-    <w:lsdException w:qFormat="1" w:unhideWhenUsed="0" w:uiPriority="60" w:semiHidden="0" w:name="Light Shading Accent 2"/>
-    <w:lsdException w:unhideWhenUsed="0" w:uiPriority="61" w:semiHidden="0" w:name="Light List Accent 2"/>
-    <w:lsdException w:unhideWhenUsed="0" w:uiPriority="62" w:semiHidden="0" w:name="Light Grid Accent 2"/>
+    <w:lsdException w:unhideWhenUsed="0" w:uiPriority="73" w:semiHidden="0" w:name="Colorful Grid Accent 1"/>
+    <w:lsdException w:unhideWhenUsed="0" w:uiPriority="60" w:semiHidden="0" w:name="Light Shading Accent 2"/>
+    <w:lsdException w:qFormat="1" w:unhideWhenUsed="0" w:uiPriority="61" w:semiHidden="0" w:name="Light List Accent 2"/>
+    <w:lsdException w:qFormat="1" w:unhideWhenUsed="0" w:uiPriority="62" w:semiHidden="0" w:name="Light Grid Accent 2"/>
     <w:lsdException w:qFormat="1" w:unhideWhenUsed="0" w:uiPriority="63" w:semiHidden="0" w:name="Medium Shading 1 Accent 2"/>
-    <w:lsdException w:qFormat="1" w:unhideWhenUsed="0" w:uiPriority="64" w:semiHidden="0" w:name="Medium Shading 2 Accent 2"/>
-    <w:lsdException w:unhideWhenUsed="0" w:uiPriority="65" w:semiHidden="0" w:name="Medium List 1 Accent 2"/>
+    <w:lsdException w:unhideWhenUsed="0" w:uiPriority="64" w:semiHidden="0" w:name="Medium Shading 2 Accent 2"/>
+    <w:lsdException w:qFormat="1" w:unhideWhenUsed="0" w:uiPriority="65" w:semiHidden="0" w:name="Medium List 1 Accent 2"/>
     <w:lsdException w:qFormat="1" w:unhideWhenUsed="0" w:uiPriority="66" w:semiHidden="0" w:name="Medium List 2 Accent 2"/>
-    <w:lsdException w:unhideWhenUsed="0" w:uiPriority="67" w:semiHidden="0" w:name="Medium Grid 1 Accent 2"/>
-    <w:lsdException w:qFormat="1" w:unhideWhenUsed="0" w:uiPriority="68" w:semiHidden="0" w:name="Medium Grid 2 Accent 2"/>
+    <w:lsdException w:qFormat="1" w:unhideWhenUsed="0" w:uiPriority="67" w:semiHidden="0" w:name="Medium Grid 1 Accent 2"/>
+    <w:lsdException w:unhideWhenUsed="0" w:uiPriority="68" w:semiHidden="0" w:name="Medium Grid 2 Accent 2"/>
     <w:lsdException w:qFormat="1" w:unhideWhenUsed="0" w:uiPriority="69" w:semiHidden="0" w:name="Medium Grid 3 Accent 2"/>
-    <w:lsdException w:qFormat="1" w:unhideWhenUsed="0" w:uiPriority="70" w:semiHidden="0" w:name="Dark List Accent 2"/>
-    <w:lsdException w:qFormat="1" w:unhideWhenUsed="0" w:uiPriority="71" w:semiHidden="0" w:name="Colorful Shading Accent 2"/>
-    <w:lsdException w:qFormat="1" w:unhideWhenUsed="0" w:uiPriority="72" w:semiHidden="0" w:name="Colorful List Accent 2"/>
-    <w:lsdException w:qFormat="1" w:unhideWhenUsed="0" w:uiPriority="73" w:semiHidden="0" w:name="Colorful Grid Accent 2"/>
+    <w:lsdException w:unhideWhenUsed="0" w:uiPriority="70" w:semiHidden="0" w:name="Dark List Accent 2"/>
+    <w:lsdException w:unhideWhenUsed="0" w:uiPriority="71" w:semiHidden="0" w:name="Colorful Shading Accent 2"/>
+    <w:lsdException w:unhideWhenUsed="0" w:uiPriority="72" w:semiHidden="0" w:name="Colorful List Accent 2"/>
+    <w:lsdException w:unhideWhenUsed="0" w:uiPriority="73" w:semiHidden="0" w:name="Colorful Grid Accent 2"/>
     <w:lsdException w:qFormat="1" w:unhideWhenUsed="0" w:uiPriority="60" w:semiHidden="0" w:name="Light Shading Accent 3"/>
-    <w:lsdException w:qFormat="1" w:unhideWhenUsed="0" w:uiPriority="61" w:semiHidden="0" w:name="Light List Accent 3"/>
-    <w:lsdException w:qFormat="1" w:unhideWhenUsed="0" w:uiPriority="62" w:semiHidden="0" w:name="Light Grid Accent 3"/>
+    <w:lsdException w:unhideWhenUsed="0" w:uiPriority="61" w:semiHidden="0" w:name="Light List Accent 3"/>
+    <w:lsdException w:unhideWhenUsed="0" w:uiPriority="62" w:semiHidden="0" w:name="Light Grid Accent 3"/>
     <w:lsdException w:qFormat="1" w:unhideWhenUsed="0" w:uiPriority="63" w:semiHidden="0" w:name="Medium Shading 1 Accent 3"/>
     <w:lsdException w:qFormat="1" w:unhideWhenUsed="0" w:uiPriority="64" w:semiHidden="0" w:name="Medium Shading 2 Accent 3"/>
     <w:lsdException w:qFormat="1" w:unhideWhenUsed="0" w:uiPriority="65" w:semiHidden="0" w:name="Medium List 1 Accent 3"/>
     <w:lsdException w:qFormat="1" w:unhideWhenUsed="0" w:uiPriority="66" w:semiHidden="0" w:name="Medium List 2 Accent 3"/>
     <w:lsdException w:qFormat="1" w:unhideWhenUsed="0" w:uiPriority="67" w:semiHidden="0" w:name="Medium Grid 1 Accent 3"/>
-    <w:lsdException w:qFormat="1" w:unhideWhenUsed="0" w:uiPriority="68" w:semiHidden="0" w:name="Medium Grid 2 Accent 3"/>
-    <w:lsdException w:qFormat="1" w:unhideWhenUsed="0" w:uiPriority="69" w:semiHidden="0" w:name="Medium Grid 3 Accent 3"/>
+    <w:lsdException w:unhideWhenUsed="0" w:uiPriority="68" w:semiHidden="0" w:name="Medium Grid 2 Accent 3"/>
+    <w:lsdException w:unhideWhenUsed="0" w:uiPriority="69" w:semiHidden="0" w:name="Medium Grid 3 Accent 3"/>
     <w:lsdException w:qFormat="1" w:unhideWhenUsed="0" w:uiPriority="70" w:semiHidden="0" w:name="Dark List Accent 3"/>
-    <w:lsdException w:qFormat="1" w:unhideWhenUsed="0" w:uiPriority="71" w:semiHidden="0" w:name="Colorful Shading Accent 3"/>
-    <w:lsdException w:qFormat="1" w:unhideWhenUsed="0" w:uiPriority="72" w:semiHidden="0" w:name="Colorful List Accent 3"/>
-    <w:lsdException w:qFormat="1" w:unhideWhenUsed="0" w:uiPriority="73" w:semiHidden="0" w:name="Colorful Grid Accent 3"/>
-    <w:lsdException w:qFormat="1" w:unhideWhenUsed="0" w:uiPriority="60" w:semiHidden="0" w:name="Light Shading Accent 4"/>
+    <w:lsdException w:unhideWhenUsed="0" w:uiPriority="71" w:semiHidden="0" w:name="Colorful Shading Accent 3"/>
+    <w:lsdException w:unhideWhenUsed="0" w:uiPriority="72" w:semiHidden="0" w:name="Colorful List Accent 3"/>
+    <w:lsdException w:unhideWhenUsed="0" w:uiPriority="73" w:semiHidden="0" w:name="Colorful Grid Accent 3"/>
+    <w:lsdException w:unhideWhenUsed="0" w:uiPriority="60" w:semiHidden="0" w:name="Light Shading Accent 4"/>
     <w:lsdException w:qFormat="1" w:unhideWhenUsed="0" w:uiPriority="61" w:semiHidden="0" w:name="Light List Accent 4"/>
     <w:lsdException w:qFormat="1" w:unhideWhenUsed="0" w:uiPriority="62" w:semiHidden="0" w:name="Light Grid Accent 4"/>
     <w:lsdException w:unhideWhenUsed="0" w:uiPriority="63" w:semiHidden="0" w:name="Medium Shading 1 Accent 4"/>
     <w:lsdException w:qFormat="1" w:unhideWhenUsed="0" w:uiPriority="64" w:semiHidden="0" w:name="Medium Shading 2 Accent 4"/>
-    <w:lsdException w:qFormat="1" w:unhideWhenUsed="0" w:uiPriority="65" w:semiHidden="0" w:name="Medium List 1 Accent 4"/>
-    <w:lsdException w:qFormat="1" w:unhideWhenUsed="0" w:uiPriority="66" w:semiHidden="0" w:name="Medium List 2 Accent 4"/>
-    <w:lsdException w:qFormat="1" w:unhideWhenUsed="0" w:uiPriority="67" w:semiHidden="0" w:name="Medium Grid 1 Accent 4"/>
-    <w:lsdException w:qFormat="1" w:unhideWhenUsed="0" w:uiPriority="68" w:semiHidden="0" w:name="Medium Grid 2 Accent 4"/>
+    <w:lsdException w:unhideWhenUsed="0" w:uiPriority="65" w:semiHidden="0" w:name="Medium List 1 Accent 4"/>
+    <w:lsdException w:unhideWhenUsed="0" w:uiPriority="66" w:semiHidden="0" w:name="Medium List 2 Accent 4"/>
+    <w:lsdException w:unhideWhenUsed="0" w:uiPriority="67" w:semiHidden="0" w:name="Medium Grid 1 Accent 4"/>
+    <w:lsdException w:unhideWhenUsed="0" w:uiPriority="68" w:semiHidden="0" w:name="Medium Grid 2 Accent 4"/>
     <w:lsdException w:qFormat="1" w:unhideWhenUsed="0" w:uiPriority="69" w:semiHidden="0" w:name="Medium Grid 3 Accent 4"/>
     <w:lsdException w:qFormat="1" w:unhideWhenUsed="0" w:uiPriority="70" w:semiHidden="0" w:name="Dark List Accent 4"/>
     <w:lsdException w:qFormat="1" w:unhideWhenUsed="0" w:uiPriority="71" w:semiHidden="0" w:name="Colorful Shading Accent 4"/>
@@ -17722,32 +17642,32 @@
     <w:lsdException w:qFormat="1" w:unhideWhenUsed="0" w:uiPriority="73" w:semiHidden="0" w:name="Colorful Grid Accent 4"/>
     <w:lsdException w:unhideWhenUsed="0" w:uiPriority="60" w:semiHidden="0" w:name="Light Shading Accent 5"/>
     <w:lsdException w:unhideWhenUsed="0" w:uiPriority="61" w:semiHidden="0" w:name="Light List Accent 5"/>
-    <w:lsdException w:qFormat="1" w:unhideWhenUsed="0" w:uiPriority="62" w:semiHidden="0" w:name="Light Grid Accent 5"/>
-    <w:lsdException w:qFormat="1" w:unhideWhenUsed="0" w:uiPriority="63" w:semiHidden="0" w:name="Medium Shading 1 Accent 5"/>
-    <w:lsdException w:unhideWhenUsed="0" w:uiPriority="64" w:semiHidden="0" w:name="Medium Shading 2 Accent 5"/>
+    <w:lsdException w:unhideWhenUsed="0" w:uiPriority="62" w:semiHidden="0" w:name="Light Grid Accent 5"/>
+    <w:lsdException w:unhideWhenUsed="0" w:uiPriority="63" w:semiHidden="0" w:name="Medium Shading 1 Accent 5"/>
+    <w:lsdException w:qFormat="1" w:unhideWhenUsed="0" w:uiPriority="64" w:semiHidden="0" w:name="Medium Shading 2 Accent 5"/>
     <w:lsdException w:qFormat="1" w:unhideWhenUsed="0" w:uiPriority="65" w:semiHidden="0" w:name="Medium List 1 Accent 5"/>
     <w:lsdException w:qFormat="1" w:unhideWhenUsed="0" w:uiPriority="66" w:semiHidden="0" w:name="Medium List 2 Accent 5"/>
     <w:lsdException w:qFormat="1" w:unhideWhenUsed="0" w:uiPriority="67" w:semiHidden="0" w:name="Medium Grid 1 Accent 5"/>
-    <w:lsdException w:unhideWhenUsed="0" w:uiPriority="68" w:semiHidden="0" w:name="Medium Grid 2 Accent 5"/>
+    <w:lsdException w:qFormat="1" w:unhideWhenUsed="0" w:uiPriority="68" w:semiHidden="0" w:name="Medium Grid 2 Accent 5"/>
     <w:lsdException w:qFormat="1" w:unhideWhenUsed="0" w:uiPriority="69" w:semiHidden="0" w:name="Medium Grid 3 Accent 5"/>
     <w:lsdException w:qFormat="1" w:unhideWhenUsed="0" w:uiPriority="70" w:semiHidden="0" w:name="Dark List Accent 5"/>
-    <w:lsdException w:qFormat="1" w:unhideWhenUsed="0" w:uiPriority="71" w:semiHidden="0" w:name="Colorful Shading Accent 5"/>
+    <w:lsdException w:unhideWhenUsed="0" w:uiPriority="71" w:semiHidden="0" w:name="Colorful Shading Accent 5"/>
     <w:lsdException w:qFormat="1" w:unhideWhenUsed="0" w:uiPriority="72" w:semiHidden="0" w:name="Colorful List Accent 5"/>
-    <w:lsdException w:qFormat="1" w:unhideWhenUsed="0" w:uiPriority="73" w:semiHidden="0" w:name="Colorful Grid Accent 5"/>
-    <w:lsdException w:unhideWhenUsed="0" w:uiPriority="60" w:semiHidden="0" w:name="Light Shading Accent 6"/>
+    <w:lsdException w:unhideWhenUsed="0" w:uiPriority="73" w:semiHidden="0" w:name="Colorful Grid Accent 5"/>
+    <w:lsdException w:qFormat="1" w:unhideWhenUsed="0" w:uiPriority="60" w:semiHidden="0" w:name="Light Shading Accent 6"/>
     <w:lsdException w:qFormat="1" w:unhideWhenUsed="0" w:uiPriority="61" w:semiHidden="0" w:name="Light List Accent 6"/>
     <w:lsdException w:qFormat="1" w:unhideWhenUsed="0" w:uiPriority="62" w:semiHidden="0" w:name="Light Grid Accent 6"/>
     <w:lsdException w:unhideWhenUsed="0" w:uiPriority="63" w:semiHidden="0" w:name="Medium Shading 1 Accent 6"/>
     <w:lsdException w:qFormat="1" w:unhideWhenUsed="0" w:uiPriority="64" w:semiHidden="0" w:name="Medium Shading 2 Accent 6"/>
-    <w:lsdException w:qFormat="1" w:unhideWhenUsed="0" w:uiPriority="65" w:semiHidden="0" w:name="Medium List 1 Accent 6"/>
-    <w:lsdException w:qFormat="1" w:unhideWhenUsed="0" w:uiPriority="66" w:semiHidden="0" w:name="Medium List 2 Accent 6"/>
+    <w:lsdException w:unhideWhenUsed="0" w:uiPriority="65" w:semiHidden="0" w:name="Medium List 1 Accent 6"/>
+    <w:lsdException w:unhideWhenUsed="0" w:uiPriority="66" w:semiHidden="0" w:name="Medium List 2 Accent 6"/>
     <w:lsdException w:qFormat="1" w:unhideWhenUsed="0" w:uiPriority="67" w:semiHidden="0" w:name="Medium Grid 1 Accent 6"/>
     <w:lsdException w:qFormat="1" w:unhideWhenUsed="0" w:uiPriority="68" w:semiHidden="0" w:name="Medium Grid 2 Accent 6"/>
     <w:lsdException w:qFormat="1" w:unhideWhenUsed="0" w:uiPriority="69" w:semiHidden="0" w:name="Medium Grid 3 Accent 6"/>
-    <w:lsdException w:qFormat="1" w:unhideWhenUsed="0" w:uiPriority="70" w:semiHidden="0" w:name="Dark List Accent 6"/>
+    <w:lsdException w:unhideWhenUsed="0" w:uiPriority="70" w:semiHidden="0" w:name="Dark List Accent 6"/>
     <w:lsdException w:qFormat="1" w:unhideWhenUsed="0" w:uiPriority="71" w:semiHidden="0" w:name="Colorful Shading Accent 6"/>
     <w:lsdException w:qFormat="1" w:unhideWhenUsed="0" w:uiPriority="72" w:semiHidden="0" w:name="Colorful List Accent 6"/>
-    <w:lsdException w:qFormat="1" w:unhideWhenUsed="0" w:uiPriority="73" w:semiHidden="0" w:name="Colorful Grid Accent 6"/>
+    <w:lsdException w:unhideWhenUsed="0" w:uiPriority="73" w:semiHidden="0" w:name="Colorful Grid Accent 6"/>
   </w:latentStyles>
   <w:style w:type="paragraph" w:default="1" w:styleId="1">
     <w:name w:val="Normal"/>
@@ -17995,14 +17915,12 @@
     <w:name w:val="Default Paragraph Font"/>
     <w:semiHidden/>
     <w:unhideWhenUsed/>
-    <w:qFormat/>
     <w:uiPriority w:val="1"/>
   </w:style>
   <w:style w:type="table" w:default="1" w:styleId="34">
     <w:name w:val="Normal Table"/>
     <w:semiHidden/>
     <w:unhideWhenUsed/>
-    <w:qFormat/>
     <w:uiPriority w:val="99"/>
     <w:tblPr>
       <w:tblCellMar>
@@ -18017,7 +17935,6 @@
     <w:name w:val="macro"/>
     <w:link w:val="149"/>
     <w:unhideWhenUsed/>
-    <w:qFormat/>
     <w:uiPriority w:val="99"/>
     <w:pPr>
       <w:tabs>
@@ -18053,7 +17970,6 @@
     <w:name w:val="List Number 2"/>
     <w:basedOn w:val="1"/>
     <w:unhideWhenUsed/>
-    <w:qFormat/>
     <w:uiPriority w:val="99"/>
     <w:pPr>
       <w:numPr>
@@ -18134,7 +18050,6 @@
     <w:name w:val="List Bullet 3"/>
     <w:basedOn w:val="1"/>
     <w:unhideWhenUsed/>
-    <w:qFormat/>
     <w:uiPriority w:val="99"/>
     <w:pPr>
       <w:numPr>
@@ -18184,7 +18099,6 @@
     <w:name w:val="List Continue"/>
     <w:basedOn w:val="1"/>
     <w:unhideWhenUsed/>
-    <w:qFormat/>
     <w:uiPriority w:val="99"/>
     <w:pPr>
       <w:spacing w:after="120"/>
@@ -18196,7 +18110,6 @@
     <w:name w:val="List Bullet 2"/>
     <w:basedOn w:val="1"/>
     <w:unhideWhenUsed/>
-    <w:qFormat/>
     <w:uiPriority w:val="99"/>
     <w:pPr>
       <w:numPr>
@@ -18211,7 +18124,6 @@
     <w:basedOn w:val="1"/>
     <w:link w:val="138"/>
     <w:unhideWhenUsed/>
-    <w:qFormat/>
     <w:uiPriority w:val="99"/>
     <w:pPr>
       <w:tabs>
@@ -18292,7 +18204,6 @@
     <w:basedOn w:val="1"/>
     <w:link w:val="147"/>
     <w:unhideWhenUsed/>
-    <w:qFormat/>
     <w:uiPriority w:val="99"/>
     <w:pPr>
       <w:spacing w:after="120" w:line="480" w:lineRule="auto"/>
@@ -18373,6 +18284,7 @@
   <w:style w:type="table" w:styleId="36">
     <w:name w:val="Light Shading"/>
     <w:basedOn w:val="34"/>
+    <w:qFormat/>
     <w:uiPriority w:val="60"/>
     <w:pPr>
       <w:spacing w:after="0" w:line="240" w:lineRule="auto"/>
@@ -18472,6 +18384,7 @@
   <w:style w:type="table" w:styleId="37">
     <w:name w:val="Light Shading Accent 1"/>
     <w:basedOn w:val="34"/>
+    <w:qFormat/>
     <w:uiPriority w:val="60"/>
     <w:pPr>
       <w:spacing w:after="0" w:line="240" w:lineRule="auto"/>
@@ -18571,7 +18484,6 @@
   <w:style w:type="table" w:styleId="38">
     <w:name w:val="Light Shading Accent 2"/>
     <w:basedOn w:val="34"/>
-    <w:qFormat/>
     <w:uiPriority w:val="60"/>
     <w:pPr>
       <w:spacing w:after="0" w:line="240" w:lineRule="auto"/>
@@ -18771,7 +18683,6 @@
   <w:style w:type="table" w:styleId="40">
     <w:name w:val="Light Shading Accent 4"/>
     <w:basedOn w:val="34"/>
-    <w:qFormat/>
     <w:uiPriority w:val="60"/>
     <w:pPr>
       <w:spacing w:after="0" w:line="240" w:lineRule="auto"/>
@@ -18970,6 +18881,7 @@
   <w:style w:type="table" w:styleId="42">
     <w:name w:val="Light Shading Accent 6"/>
     <w:basedOn w:val="34"/>
+    <w:qFormat/>
     <w:uiPriority w:val="60"/>
     <w:pPr>
       <w:spacing w:after="0" w:line="240" w:lineRule="auto"/>
@@ -19163,7 +19075,6 @@
   <w:style w:type="table" w:styleId="44">
     <w:name w:val="Light List Accent 1"/>
     <w:basedOn w:val="34"/>
-    <w:qFormat/>
     <w:uiPriority w:val="61"/>
     <w:pPr>
       <w:spacing w:after="0" w:line="240" w:lineRule="auto"/>
@@ -19257,6 +19168,7 @@
   <w:style w:type="table" w:styleId="45">
     <w:name w:val="Light List Accent 2"/>
     <w:basedOn w:val="34"/>
+    <w:qFormat/>
     <w:uiPriority w:val="61"/>
     <w:pPr>
       <w:spacing w:after="0" w:line="240" w:lineRule="auto"/>
@@ -19350,7 +19262,6 @@
   <w:style w:type="table" w:styleId="46">
     <w:name w:val="Light List Accent 3"/>
     <w:basedOn w:val="34"/>
-    <w:qFormat/>
     <w:uiPriority w:val="61"/>
     <w:pPr>
       <w:spacing w:after="0" w:line="240" w:lineRule="auto"/>
@@ -19978,6 +19889,7 @@
   <w:style w:type="table" w:styleId="52">
     <w:name w:val="Light Grid Accent 2"/>
     <w:basedOn w:val="34"/>
+    <w:qFormat/>
     <w:uiPriority w:val="62"/>
     <w:pPr>
       <w:spacing w:after="0" w:line="240" w:lineRule="auto"/>
@@ -20104,7 +20016,6 @@
   <w:style w:type="table" w:styleId="53">
     <w:name w:val="Light Grid Accent 3"/>
     <w:basedOn w:val="34"/>
-    <w:qFormat/>
     <w:uiPriority w:val="62"/>
     <w:pPr>
       <w:spacing w:after="0" w:line="240" w:lineRule="auto"/>
@@ -20358,7 +20269,6 @@
   <w:style w:type="table" w:styleId="55">
     <w:name w:val="Light Grid Accent 5"/>
     <w:basedOn w:val="34"/>
-    <w:qFormat/>
     <w:uiPriority w:val="62"/>
     <w:pPr>
       <w:spacing w:after="0" w:line="240" w:lineRule="auto"/>
@@ -21150,7 +21060,6 @@
   <w:style w:type="table" w:styleId="62">
     <w:name w:val="Medium Shading 1 Accent 5"/>
     <w:basedOn w:val="34"/>
-    <w:qFormat/>
     <w:uiPriority w:val="63"/>
     <w:pPr>
       <w:spacing w:after="0" w:line="240" w:lineRule="auto"/>
@@ -21697,7 +21606,6 @@
   <w:style w:type="table" w:styleId="66">
     <w:name w:val="Medium Shading 2 Accent 2"/>
     <w:basedOn w:val="34"/>
-    <w:qFormat/>
     <w:uiPriority w:val="64"/>
     <w:pPr>
       <w:spacing w:after="0" w:line="240" w:lineRule="auto"/>
@@ -22195,6 +22103,7 @@
   <w:style w:type="table" w:styleId="69">
     <w:name w:val="Medium Shading 2 Accent 5"/>
     <w:basedOn w:val="34"/>
+    <w:qFormat/>
     <w:uiPriority w:val="64"/>
     <w:pPr>
       <w:spacing w:after="0" w:line="240" w:lineRule="auto"/>
@@ -22616,7 +22525,6 @@
   <w:style w:type="table" w:styleId="72">
     <w:name w:val="Medium List 1 Accent 1"/>
     <w:basedOn w:val="34"/>
-    <w:qFormat/>
     <w:uiPriority w:val="65"/>
     <w:pPr>
       <w:spacing w:after="0" w:line="240" w:lineRule="auto"/>
@@ -22707,6 +22615,7 @@
   <w:style w:type="table" w:styleId="73">
     <w:name w:val="Medium List 1 Accent 2"/>
     <w:basedOn w:val="34"/>
+    <w:qFormat/>
     <w:uiPriority w:val="65"/>
     <w:pPr>
       <w:spacing w:after="0" w:line="240" w:lineRule="auto"/>
@@ -22888,7 +22797,6 @@
   <w:style w:type="table" w:styleId="75">
     <w:name w:val="Medium List 1 Accent 4"/>
     <w:basedOn w:val="34"/>
-    <w:qFormat/>
     <w:uiPriority w:val="65"/>
     <w:pPr>
       <w:spacing w:after="0" w:line="240" w:lineRule="auto"/>
@@ -23070,7 +22978,6 @@
   <w:style w:type="table" w:styleId="77">
     <w:name w:val="Medium List 1 Accent 6"/>
     <w:basedOn w:val="34"/>
-    <w:qFormat/>
     <w:uiPriority w:val="65"/>
     <w:pPr>
       <w:spacing w:after="0" w:line="240" w:lineRule="auto"/>
@@ -23161,7 +23068,6 @@
   <w:style w:type="table" w:styleId="78">
     <w:name w:val="Medium List 2"/>
     <w:basedOn w:val="34"/>
-    <w:qFormat/>
     <w:uiPriority w:val="66"/>
     <w:pPr>
       <w:spacing w:after="0" w:line="240" w:lineRule="auto"/>
@@ -23291,7 +23197,6 @@
   <w:style w:type="table" w:styleId="79">
     <w:name w:val="Medium List 2 Accent 1"/>
     <w:basedOn w:val="34"/>
-    <w:qFormat/>
     <w:uiPriority w:val="66"/>
     <w:pPr>
       <w:spacing w:after="0" w:line="240" w:lineRule="auto"/>
@@ -23681,7 +23586,6 @@
   <w:style w:type="table" w:styleId="82">
     <w:name w:val="Medium List 2 Accent 4"/>
     <w:basedOn w:val="34"/>
-    <w:qFormat/>
     <w:uiPriority w:val="66"/>
     <w:pPr>
       <w:spacing w:after="0" w:line="240" w:lineRule="auto"/>
@@ -23941,7 +23845,6 @@
   <w:style w:type="table" w:styleId="84">
     <w:name w:val="Medium List 2 Accent 6"/>
     <w:basedOn w:val="34"/>
-    <w:qFormat/>
     <w:uiPriority w:val="66"/>
     <w:pPr>
       <w:spacing w:after="0" w:line="240" w:lineRule="auto"/>
@@ -24140,7 +24043,6 @@
   <w:style w:type="table" w:styleId="86">
     <w:name w:val="Medium Grid 1 Accent 1"/>
     <w:basedOn w:val="34"/>
-    <w:qFormat/>
     <w:uiPriority w:val="67"/>
     <w:pPr>
       <w:spacing w:after="0" w:line="240" w:lineRule="auto"/>
@@ -24210,6 +24112,7 @@
   <w:style w:type="table" w:styleId="87">
     <w:name w:val="Medium Grid 1 Accent 2"/>
     <w:basedOn w:val="34"/>
+    <w:qFormat/>
     <w:uiPriority w:val="67"/>
     <w:pPr>
       <w:spacing w:after="0" w:line="240" w:lineRule="auto"/>
@@ -24349,7 +24252,6 @@
   <w:style w:type="table" w:styleId="89">
     <w:name w:val="Medium Grid 1 Accent 4"/>
     <w:basedOn w:val="34"/>
-    <w:qFormat/>
     <w:uiPriority w:val="67"/>
     <w:pPr>
       <w:spacing w:after="0" w:line="240" w:lineRule="auto"/>
@@ -24559,6 +24461,7 @@
   <w:style w:type="table" w:styleId="92">
     <w:name w:val="Medium Grid 2"/>
     <w:basedOn w:val="34"/>
+    <w:qFormat/>
     <w:uiPriority w:val="68"/>
     <w:pPr>
       <w:spacing w:after="0" w:line="240" w:lineRule="auto"/>
@@ -24705,7 +24608,6 @@
   <w:style w:type="table" w:styleId="93">
     <w:name w:val="Medium Grid 2 Accent 1"/>
     <w:basedOn w:val="34"/>
-    <w:qFormat/>
     <w:uiPriority w:val="68"/>
     <w:pPr>
       <w:spacing w:after="0" w:line="240" w:lineRule="auto"/>
@@ -24852,7 +24754,6 @@
   <w:style w:type="table" w:styleId="94">
     <w:name w:val="Medium Grid 2 Accent 2"/>
     <w:basedOn w:val="34"/>
-    <w:qFormat/>
     <w:uiPriority w:val="68"/>
     <w:pPr>
       <w:spacing w:after="0" w:line="240" w:lineRule="auto"/>
@@ -24999,7 +24900,6 @@
   <w:style w:type="table" w:styleId="95">
     <w:name w:val="Medium Grid 2 Accent 3"/>
     <w:basedOn w:val="34"/>
-    <w:qFormat/>
     <w:uiPriority w:val="68"/>
     <w:pPr>
       <w:spacing w:after="0" w:line="240" w:lineRule="auto"/>
@@ -25146,7 +25046,6 @@
   <w:style w:type="table" w:styleId="96">
     <w:name w:val="Medium Grid 2 Accent 4"/>
     <w:basedOn w:val="34"/>
-    <w:qFormat/>
     <w:uiPriority w:val="68"/>
     <w:pPr>
       <w:spacing w:after="0" w:line="240" w:lineRule="auto"/>
@@ -25293,6 +25192,7 @@
   <w:style w:type="table" w:styleId="97">
     <w:name w:val="Medium Grid 2 Accent 5"/>
     <w:basedOn w:val="34"/>
+    <w:qFormat/>
     <w:uiPriority w:val="68"/>
     <w:pPr>
       <w:spacing w:after="0" w:line="240" w:lineRule="auto"/>
@@ -26059,7 +25959,6 @@
   <w:style w:type="table" w:styleId="102">
     <w:name w:val="Medium Grid 3 Accent 3"/>
     <w:basedOn w:val="34"/>
-    <w:qFormat/>
     <w:uiPriority w:val="69"/>
     <w:pPr>
       <w:spacing w:after="0" w:line="240" w:lineRule="auto"/>
@@ -26691,7 +26590,6 @@
   <w:style w:type="table" w:styleId="106">
     <w:name w:val="Dark List"/>
     <w:basedOn w:val="34"/>
-    <w:qFormat/>
     <w:uiPriority w:val="70"/>
     <w:pPr>
       <w:spacing w:after="0" w:line="240" w:lineRule="auto"/>
@@ -26923,7 +26821,6 @@
   <w:style w:type="table" w:styleId="108">
     <w:name w:val="Dark List Accent 2"/>
     <w:basedOn w:val="34"/>
-    <w:qFormat/>
     <w:uiPriority w:val="70"/>
     <w:pPr>
       <w:spacing w:after="0" w:line="240" w:lineRule="auto"/>
@@ -27387,7 +27284,6 @@
   <w:style w:type="table" w:styleId="112">
     <w:name w:val="Dark List Accent 6"/>
     <w:basedOn w:val="34"/>
-    <w:qFormat/>
     <w:uiPriority w:val="70"/>
     <w:pPr>
       <w:spacing w:after="0" w:line="240" w:lineRule="auto"/>
@@ -27503,7 +27399,6 @@
   <w:style w:type="table" w:styleId="113">
     <w:name w:val="Colorful Shading"/>
     <w:basedOn w:val="34"/>
-    <w:qFormat/>
     <w:uiPriority w:val="71"/>
     <w:pPr>
       <w:spacing w:after="0" w:line="240" w:lineRule="auto"/>
@@ -27652,6 +27547,7 @@
   <w:style w:type="table" w:styleId="114">
     <w:name w:val="Colorful Shading Accent 1"/>
     <w:basedOn w:val="34"/>
+    <w:qFormat/>
     <w:uiPriority w:val="71"/>
     <w:pPr>
       <w:spacing w:after="0" w:line="240" w:lineRule="auto"/>
@@ -27800,7 +27696,6 @@
   <w:style w:type="table" w:styleId="115">
     <w:name w:val="Colorful Shading Accent 2"/>
     <w:basedOn w:val="34"/>
-    <w:qFormat/>
     <w:uiPriority w:val="71"/>
     <w:pPr>
       <w:spacing w:after="0" w:line="240" w:lineRule="auto"/>
@@ -27949,7 +27844,6 @@
   <w:style w:type="table" w:styleId="116">
     <w:name w:val="Colorful Shading Accent 3"/>
     <w:basedOn w:val="34"/>
-    <w:qFormat/>
     <w:uiPriority w:val="71"/>
     <w:pPr>
       <w:spacing w:after="0" w:line="240" w:lineRule="auto"/>
@@ -28227,7 +28121,6 @@
   <w:style w:type="table" w:styleId="118">
     <w:name w:val="Colorful Shading Accent 5"/>
     <w:basedOn w:val="34"/>
-    <w:qFormat/>
     <w:uiPriority w:val="71"/>
     <w:pPr>
       <w:spacing w:after="0" w:line="240" w:lineRule="auto"/>
@@ -28711,7 +28604,6 @@
   <w:style w:type="table" w:styleId="122">
     <w:name w:val="Colorful List Accent 2"/>
     <w:basedOn w:val="34"/>
-    <w:qFormat/>
     <w:uiPriority w:val="72"/>
     <w:pPr>
       <w:spacing w:after="0" w:line="240" w:lineRule="auto"/>
@@ -28804,7 +28696,6 @@
   <w:style w:type="table" w:styleId="123">
     <w:name w:val="Colorful List Accent 3"/>
     <w:basedOn w:val="34"/>
-    <w:qFormat/>
     <w:uiPriority w:val="72"/>
     <w:pPr>
       <w:spacing w:after="0" w:line="240" w:lineRule="auto"/>
@@ -29273,7 +29164,6 @@
   <w:style w:type="table" w:styleId="128">
     <w:name w:val="Colorful Grid Accent 1"/>
     <w:basedOn w:val="34"/>
-    <w:qFormat/>
     <w:uiPriority w:val="73"/>
     <w:pPr>
       <w:spacing w:after="0" w:line="240" w:lineRule="auto"/>
@@ -29370,7 +29260,6 @@
   <w:style w:type="table" w:styleId="129">
     <w:name w:val="Colorful Grid Accent 2"/>
     <w:basedOn w:val="34"/>
-    <w:qFormat/>
     <w:uiPriority w:val="73"/>
     <w:pPr>
       <w:spacing w:after="0" w:line="240" w:lineRule="auto"/>
@@ -29467,7 +29356,6 @@
   <w:style w:type="table" w:styleId="130">
     <w:name w:val="Colorful Grid Accent 3"/>
     <w:basedOn w:val="34"/>
-    <w:qFormat/>
     <w:uiPriority w:val="73"/>
     <w:pPr>
       <w:spacing w:after="0" w:line="240" w:lineRule="auto"/>
@@ -29661,7 +29549,6 @@
   <w:style w:type="table" w:styleId="132">
     <w:name w:val="Colorful Grid Accent 5"/>
     <w:basedOn w:val="34"/>
-    <w:qFormat/>
     <w:uiPriority w:val="73"/>
     <w:pPr>
       <w:spacing w:after="0" w:line="240" w:lineRule="auto"/>
@@ -29758,7 +29645,6 @@
   <w:style w:type="table" w:styleId="133">
     <w:name w:val="Colorful Grid Accent 6"/>
     <w:basedOn w:val="34"/>
-    <w:qFormat/>
     <w:uiPriority w:val="73"/>
     <w:pPr>
       <w:spacing w:after="0" w:line="240" w:lineRule="auto"/>
@@ -29876,7 +29762,6 @@
     <w:name w:val="Header Char"/>
     <w:basedOn w:val="134"/>
     <w:link w:val="25"/>
-    <w:qFormat/>
     <w:uiPriority w:val="99"/>
   </w:style>
   <w:style w:type="character" w:customStyle="1" w:styleId="138">
@@ -29903,7 +29788,6 @@
     <w:name w:val="Heading 1 Char"/>
     <w:basedOn w:val="134"/>
     <w:link w:val="3"/>
-    <w:qFormat/>
     <w:uiPriority w:val="9"/>
     <w:rPr>
       <w:rFonts w:asciiTheme="majorHAnsi" w:hAnsiTheme="majorHAnsi" w:eastAsiaTheme="majorEastAsia" w:cstheme="majorBidi"/>
@@ -30006,14 +29890,12 @@
     <w:name w:val="Body Text 2 Char"/>
     <w:basedOn w:val="134"/>
     <w:link w:val="30"/>
-    <w:qFormat/>
     <w:uiPriority w:val="99"/>
   </w:style>
   <w:style w:type="character" w:customStyle="1" w:styleId="148">
     <w:name w:val="Body Text 3 Char"/>
     <w:basedOn w:val="134"/>
     <w:link w:val="17"/>
-    <w:qFormat/>
     <w:uiPriority w:val="99"/>
     <w:rPr>
       <w:sz w:val="16"/>
@@ -30024,7 +29906,6 @@
     <w:name w:val="Macro Text Char"/>
     <w:basedOn w:val="134"/>
     <w:link w:val="2"/>
-    <w:qFormat/>
     <w:uiPriority w:val="99"/>
     <w:rPr>
       <w:rFonts w:ascii="Courier" w:hAnsi="Courier"/>
@@ -30072,7 +29953,6 @@
     <w:basedOn w:val="134"/>
     <w:link w:val="6"/>
     <w:semiHidden/>
-    <w:qFormat/>
     <w:uiPriority w:val="9"/>
     <w:rPr>
       <w:rFonts w:asciiTheme="majorHAnsi" w:hAnsiTheme="majorHAnsi" w:eastAsiaTheme="majorEastAsia" w:cstheme="majorBidi"/>
@@ -30093,7 +29973,6 @@
     <w:basedOn w:val="134"/>
     <w:link w:val="7"/>
     <w:semiHidden/>
-    <w:qFormat/>
     <w:uiPriority w:val="9"/>
     <w:rPr>
       <w:rFonts w:asciiTheme="majorHAnsi" w:hAnsiTheme="majorHAnsi" w:eastAsiaTheme="majorEastAsia" w:cstheme="majorBidi"/>
@@ -30105,6 +29984,7 @@
     <w:basedOn w:val="134"/>
     <w:link w:val="8"/>
     <w:semiHidden/>
+    <w:qFormat/>
     <w:uiPriority w:val="9"/>
     <w:rPr>
       <w:rFonts w:asciiTheme="majorHAnsi" w:hAnsiTheme="majorHAnsi" w:eastAsiaTheme="majorEastAsia" w:cstheme="majorBidi"/>
